--- a/examples/datasets/doc/21-stocks.docx
+++ b/examples/datasets/doc/21-stocks.docx
@@ -839,7 +839,7 @@
               <a:graphicData uri="http://schemas.openxmlformats.org/drawingml/2006/picture">
                 <pic:pic>
                   <pic:nvPicPr>
-                    <pic:cNvPr descr="/home/gpca/tspredit/examples/datasets/doc/21-stocks_files/4bd4fb1e8fb59250832fc67d97e68064a6446c21.png" id="13" name="Picture"/>
+                    <pic:cNvPr descr="C:\Git\cefet-rj-dal\tspredit\examples\datasets\doc\21-stocks_files/9400561cb601ffcfea860bf062733a531d928a98.png" id="13" name="Picture"/>
                     <pic:cNvPicPr>
                       <a:picLocks noChangeArrowheads="1" noChangeAspect="1"/>
                     </pic:cNvPicPr>

--- a/examples/datasets/doc/21-stocks.docx
+++ b/examples/datasets/doc/21-stocks.docx
@@ -839,7 +839,7 @@
               <a:graphicData uri="http://schemas.openxmlformats.org/drawingml/2006/picture">
                 <pic:pic>
                   <pic:nvPicPr>
-                    <pic:cNvPr descr="C:\Git\cefet-rj-dal\tspredit\examples\datasets\doc\21-stocks_files/9400561cb601ffcfea860bf062733a531d928a98.png" id="13" name="Picture"/>
+                    <pic:cNvPr descr="C:\Git\dal\tspredit\examples\datasets\doc\21-stocks_files/9400561cb601ffcfea860bf062733a531d928a98.png" id="13" name="Picture"/>
                     <pic:cNvPicPr>
                       <a:picLocks noChangeArrowheads="1" noChangeAspect="1"/>
                     </pic:cNvPicPr>

--- a/examples/datasets/doc/21-stocks.docx
+++ b/examples/datasets/doc/21-stocks.docx
@@ -839,7 +839,7 @@
               <a:graphicData uri="http://schemas.openxmlformats.org/drawingml/2006/picture">
                 <pic:pic>
                   <pic:nvPicPr>
-                    <pic:cNvPr descr="C:\Git\dal\tspredit\examples\datasets\doc\21-stocks_files/9400561cb601ffcfea860bf062733a531d928a98.png" id="13" name="Picture"/>
+                    <pic:cNvPr descr="/home/gpca/tspredit/examples/datasets/doc/21-stocks_files/4bd4fb1e8fb59250832fc67d97e68064a6446c21.png" id="13" name="Picture"/>
                     <pic:cNvPicPr>
                       <a:picLocks noChangeArrowheads="1" noChangeAspect="1"/>
                     </pic:cNvPicPr>
